--- a/docs/完整性规范化建议.docx
+++ b/docs/完整性规范化建议.docx
@@ -147,6 +147,178 @@
           <w:sz w:val="21"/>
         </w:rPr>
         <w:t>；实施前请先完成整库备份与业务确认</w:t>
+      </w:r>
+    </w:p>
+    <w:p>
+      <w:pPr>
+        <w:spacing w:before="80" w:after="160"/>
+        <w:ind w:left="170" w:right="170"/>
+        <w:shd w:val="clear" w:color="auto" w:fill="EAF3FB"/>
+        <w:pBdr>
+          <w:left w:val="single" w:sz="14" w:space="4" w:color="1E90FF"/>
+        </w:pBdr>
+      </w:pPr>
+      <w:r>
+        <w:rPr>
+          <w:rFonts w:ascii="Calibri" w:hAnsi="Calibri" w:eastAsia="微软雅黑"/>
+          <w:b/>
+          <w:color w:val="1F4D78"/>
+          <w:sz w:val="21"/>
+        </w:rPr>
+        <w:t>后续变更提示（2026-09-29 补充）</w:t>
+      </w:r>
+      <w:r>
+        <w:rPr>
+          <w:rFonts w:ascii="Calibri" w:hAnsi="Calibri" w:eastAsia="微软雅黑"/>
+          <w:b w:val="0"/>
+          <w:color w:val="1F4D78"/>
+          <w:sz w:val="21"/>
+        </w:rPr>
+        <w:t xml:space="preserve">：本建议书为 2026-08 编制，文中以 </w:t>
+      </w:r>
+      <w:r>
+        <w:rPr>
+          <w:rFonts w:ascii="Consolas" w:hAnsi="Consolas" w:eastAsia="微软雅黑"/>
+          <w:b w:val="0"/>
+          <w:color w:val="1F4D78"/>
+          <w:sz w:val="20"/>
+        </w:rPr>
+        <w:t>contracts</w:t>
+      </w:r>
+      <w:r>
+        <w:rPr>
+          <w:rFonts w:ascii="Calibri" w:hAnsi="Calibri" w:eastAsia="微软雅黑"/>
+          <w:b w:val="0"/>
+          <w:color w:val="1F4D78"/>
+          <w:sz w:val="21"/>
+        </w:rPr>
+        <w:t xml:space="preserve"> 指代合同主表。该表已于 2026-09-20 改名为 </w:t>
+      </w:r>
+      <w:r>
+        <w:rPr>
+          <w:rFonts w:ascii="Consolas" w:hAnsi="Consolas" w:eastAsia="微软雅黑"/>
+          <w:b w:val="0"/>
+          <w:color w:val="1F4D78"/>
+          <w:sz w:val="20"/>
+        </w:rPr>
+        <w:t>project_contracts</w:t>
+      </w:r>
+      <w:r>
+        <w:rPr>
+          <w:rFonts w:ascii="Calibri" w:hAnsi="Calibri" w:eastAsia="微软雅黑"/>
+          <w:b w:val="0"/>
+          <w:color w:val="1F4D78"/>
+          <w:sz w:val="21"/>
+        </w:rPr>
+        <w:t xml:space="preserve">（迁移 v5），并新增资产合同台账表 </w:t>
+      </w:r>
+      <w:r>
+        <w:rPr>
+          <w:rFonts w:ascii="Consolas" w:hAnsi="Consolas" w:eastAsia="微软雅黑"/>
+          <w:b w:val="0"/>
+          <w:color w:val="1F4D78"/>
+          <w:sz w:val="20"/>
+        </w:rPr>
+        <w:t>asset_contracts</w:t>
+      </w:r>
+      <w:r>
+        <w:rPr>
+          <w:rFonts w:ascii="Calibri" w:hAnsi="Calibri" w:eastAsia="微软雅黑"/>
+          <w:b w:val="0"/>
+          <w:color w:val="1F4D78"/>
+          <w:sz w:val="21"/>
+        </w:rPr>
+        <w:t>（v4/v6/v7/v8/v10；v13 删除 10 个旧已缴租金列、v14 列改名“年租金（元）”、v15 删除合同级缴款方式，当前 21 列）、</w:t>
+      </w:r>
+      <w:r>
+        <w:rPr>
+          <w:rFonts w:ascii="Calibri" w:hAnsi="Calibri" w:eastAsia="微软雅黑"/>
+          <w:b/>
+          <w:color w:val="1F4D78"/>
+          <w:sz w:val="21"/>
+        </w:rPr>
+        <w:t>资产租金收缴表 `asset_rent_collections`（v12；v16 缴款方式枚举化、v17 默认值“直缴非税”）</w:t>
+      </w:r>
+      <w:r>
+        <w:rPr>
+          <w:rFonts w:ascii="Calibri" w:hAnsi="Calibri" w:eastAsia="微软雅黑"/>
+          <w:b w:val="0"/>
+          <w:color w:val="1F4D78"/>
+          <w:sz w:val="21"/>
+        </w:rPr>
+        <w:t xml:space="preserve">、资产合同附件表 </w:t>
+      </w:r>
+      <w:r>
+        <w:rPr>
+          <w:rFonts w:ascii="Consolas" w:hAnsi="Consolas" w:eastAsia="微软雅黑"/>
+          <w:b w:val="0"/>
+          <w:color w:val="1F4D78"/>
+          <w:sz w:val="20"/>
+        </w:rPr>
+        <w:t>asset_attachments</w:t>
+      </w:r>
+      <w:r>
+        <w:rPr>
+          <w:rFonts w:ascii="Calibri" w:hAnsi="Calibri" w:eastAsia="微软雅黑"/>
+          <w:b w:val="0"/>
+          <w:color w:val="1F4D78"/>
+          <w:sz w:val="21"/>
+        </w:rPr>
+        <w:t xml:space="preserve">（v9）与字段级变更日志表 </w:t>
+      </w:r>
+      <w:r>
+        <w:rPr>
+          <w:rFonts w:ascii="Consolas" w:hAnsi="Consolas" w:eastAsia="微软雅黑"/>
+          <w:b w:val="0"/>
+          <w:color w:val="1F4D78"/>
+          <w:sz w:val="20"/>
+        </w:rPr>
+        <w:t>field_change_logs</w:t>
+      </w:r>
+      <w:r>
+        <w:rPr>
+          <w:rFonts w:ascii="Calibri" w:hAnsi="Calibri" w:eastAsia="微软雅黑"/>
+          <w:b w:val="0"/>
+          <w:color w:val="1F4D78"/>
+          <w:sz w:val="21"/>
+        </w:rPr>
+        <w:t>（v11）；v18 新增统计/提醒索引，</w:t>
+      </w:r>
+      <w:r>
+        <w:rPr>
+          <w:rFonts w:ascii="Consolas" w:hAnsi="Consolas" w:eastAsia="微软雅黑"/>
+          <w:b w:val="0"/>
+          <w:color w:val="1F4D78"/>
+          <w:sz w:val="20"/>
+        </w:rPr>
+        <w:t>schema_version</w:t>
+      </w:r>
+      <w:r>
+        <w:rPr>
+          <w:rFonts w:ascii="Calibri" w:hAnsi="Calibri" w:eastAsia="微软雅黑"/>
+          <w:b w:val="0"/>
+          <w:color w:val="1F4D78"/>
+          <w:sz w:val="21"/>
+        </w:rPr>
+        <w:t xml:space="preserve"> 当前为 </w:t>
+      </w:r>
+      <w:r>
+        <w:rPr>
+          <w:rFonts w:ascii="Calibri" w:hAnsi="Calibri" w:eastAsia="微软雅黑"/>
+          <w:b/>
+          <w:color w:val="1F4D78"/>
+          <w:sz w:val="21"/>
+        </w:rPr>
+        <w:t>v18</w:t>
+      </w:r>
+      <w:r>
+        <w:rPr>
+          <w:rFonts w:ascii="Calibri" w:hAnsi="Calibri" w:eastAsia="微软雅黑"/>
+          <w:b w:val="0"/>
+          <w:color w:val="1F4D78"/>
+          <w:sz w:val="21"/>
+        </w:rPr>
+        <w:t>。阅读本文时请将表名按上述对应关系理解，最新结构见《数据字典表》V1.4、《系统开发文档》V1.3。</w:t>
       </w:r>
     </w:p>
     <w:p>
@@ -4534,6 +4706,499 @@
       </w:r>
     </w:p>
     <w:p>
+      <w:pPr>
+        <w:pStyle w:val="Heading1"/>
+      </w:pPr>
+      <w:r>
+        <w:rPr>
+          <w:rFonts w:ascii="Calibri" w:hAnsi="Calibri" w:eastAsia="微软雅黑"/>
+          <w:b/>
+          <w:color w:val="2E74B5"/>
+          <w:sz w:val="32"/>
+        </w:rPr>
+        <w:t>附录：V1.5 增量与完整性口径（2026-10-10）</w:t>
+      </w:r>
+    </w:p>
+    <w:p>
+      <w:r>
+        <w:rPr>
+          <w:rFonts w:ascii="Calibri" w:hAnsi="Calibri" w:eastAsia="微软雅黑"/>
+          <w:b w:val="0"/>
+          <w:color w:val="333333"/>
+          <w:sz w:val="22"/>
+        </w:rPr>
+        <w:t>本轮新增的短信相关对象同样按“完整性与约束下沉”的口径实现，建议后续维护沿用：</w:t>
+      </w:r>
+    </w:p>
+    <w:tbl>
+      <w:tblPr>
+        <w:tblStyle w:val="TableGrid"/>
+        <w:tblW w:type="dxa" w:w="9638"/>
+        <w:jc w:val="left"/>
+        <w:tblLook w:firstColumn="1" w:firstRow="1" w:lastColumn="0" w:lastRow="0" w:noHBand="0" w:noVBand="1" w:val="04A0"/>
+        <w:tblInd w:w="120" w:type="dxa"/>
+        <w:tblLayout w:type="fixed"/>
+      </w:tblPr>
+      <w:tblGrid>
+        <w:gridCol w:w="2381"/>
+        <w:gridCol w:w="7257"/>
+      </w:tblGrid>
+      <w:tr>
+        <w:tc>
+          <w:tcPr>
+            <w:tcW w:type="dxa" w:w="2381"/>
+            <w:shd w:val="clear" w:color="auto" w:fill="2E74B5"/>
+          </w:tcPr>
+          <w:p>
+            <w:pPr>
+              <w:spacing w:after="40" w:before="40"/>
+            </w:pPr>
+            <w:r>
+              <w:rPr>
+                <w:rFonts w:ascii="Calibri" w:hAnsi="Calibri" w:eastAsia="微软雅黑"/>
+                <w:b/>
+                <w:color w:val="FFFFFF"/>
+                <w:sz w:val="21"/>
+              </w:rPr>
+              <w:t>完整性类型</w:t>
+            </w:r>
+          </w:p>
+        </w:tc>
+        <w:tc>
+          <w:tcPr>
+            <w:tcW w:type="dxa" w:w="7257"/>
+            <w:shd w:val="clear" w:color="auto" w:fill="2E74B5"/>
+          </w:tcPr>
+          <w:p>
+            <w:pPr>
+              <w:spacing w:after="40" w:before="40"/>
+            </w:pPr>
+            <w:r>
+              <w:rPr>
+                <w:rFonts w:ascii="Calibri" w:hAnsi="Calibri" w:eastAsia="微软雅黑"/>
+                <w:b/>
+                <w:color w:val="FFFFFF"/>
+                <w:sz w:val="21"/>
+              </w:rPr>
+              <w:t>落地方式</w:t>
+            </w:r>
+          </w:p>
+        </w:tc>
+      </w:tr>
+      <w:tr>
+        <w:tc>
+          <w:tcPr>
+            <w:tcW w:type="dxa" w:w="2381"/>
+          </w:tcPr>
+          <w:p>
+            <w:pPr>
+              <w:spacing w:after="40" w:before="40"/>
+            </w:pPr>
+            <w:r>
+              <w:rPr>
+                <w:rFonts w:ascii="Calibri" w:hAnsi="Calibri" w:eastAsia="微软雅黑"/>
+                <w:b w:val="0"/>
+                <w:color w:val="333333"/>
+                <w:sz w:val="21"/>
+              </w:rPr>
+              <w:t>实体完整性</w:t>
+            </w:r>
+          </w:p>
+        </w:tc>
+        <w:tc>
+          <w:tcPr>
+            <w:tcW w:type="dxa" w:w="7257"/>
+          </w:tcPr>
+          <w:p>
+            <w:pPr>
+              <w:spacing w:after="40" w:before="40"/>
+            </w:pPr>
+            <w:r>
+              <w:rPr>
+                <w:rFonts w:ascii="Consolas" w:hAnsi="Consolas" w:eastAsia="微软雅黑"/>
+                <w:b w:val="0"/>
+                <w:color w:val="333333"/>
+                <w:sz w:val="20"/>
+              </w:rPr>
+              <w:t>sms_templates</w:t>
+            </w:r>
+            <w:r>
+              <w:rPr>
+                <w:rFonts w:ascii="Calibri" w:hAnsi="Calibri" w:eastAsia="微软雅黑"/>
+                <w:b w:val="0"/>
+                <w:color w:val="333333"/>
+                <w:sz w:val="21"/>
+              </w:rPr>
+              <w:t xml:space="preserve"> 以 </w:t>
+            </w:r>
+            <w:r>
+              <w:rPr>
+                <w:rFonts w:ascii="Consolas" w:hAnsi="Consolas" w:eastAsia="微软雅黑"/>
+                <w:b w:val="0"/>
+                <w:color w:val="333333"/>
+                <w:sz w:val="20"/>
+              </w:rPr>
+              <w:t>场景</w:t>
+            </w:r>
+            <w:r>
+              <w:rPr>
+                <w:rFonts w:ascii="Calibri" w:hAnsi="Calibri" w:eastAsia="微软雅黑"/>
+                <w:b w:val="0"/>
+                <w:color w:val="333333"/>
+                <w:sz w:val="21"/>
+              </w:rPr>
+              <w:t xml:space="preserve"> 为主键；</w:t>
+            </w:r>
+            <w:r>
+              <w:rPr>
+                <w:rFonts w:ascii="Consolas" w:hAnsi="Consolas" w:eastAsia="微软雅黑"/>
+                <w:b w:val="0"/>
+                <w:color w:val="333333"/>
+                <w:sz w:val="20"/>
+              </w:rPr>
+              <w:t>sms_logs</w:t>
+            </w:r>
+            <w:r>
+              <w:rPr>
+                <w:rFonts w:ascii="Calibri" w:hAnsi="Calibri" w:eastAsia="微软雅黑"/>
+                <w:b w:val="0"/>
+                <w:color w:val="333333"/>
+                <w:sz w:val="21"/>
+              </w:rPr>
+              <w:t xml:space="preserve"> 以自增 </w:t>
+            </w:r>
+            <w:r>
+              <w:rPr>
+                <w:rFonts w:ascii="Consolas" w:hAnsi="Consolas" w:eastAsia="微软雅黑"/>
+                <w:b w:val="0"/>
+                <w:color w:val="333333"/>
+                <w:sz w:val="20"/>
+              </w:rPr>
+              <w:t>id</w:t>
+            </w:r>
+            <w:r>
+              <w:rPr>
+                <w:rFonts w:ascii="Calibri" w:hAnsi="Calibri" w:eastAsia="微软雅黑"/>
+                <w:b w:val="0"/>
+                <w:color w:val="333333"/>
+                <w:sz w:val="21"/>
+              </w:rPr>
+              <w:t xml:space="preserve"> 为主键</w:t>
+            </w:r>
+          </w:p>
+        </w:tc>
+      </w:tr>
+      <w:tr>
+        <w:tc>
+          <w:tcPr>
+            <w:tcW w:type="dxa" w:w="2381"/>
+          </w:tcPr>
+          <w:p>
+            <w:pPr>
+              <w:spacing w:after="40" w:before="40"/>
+            </w:pPr>
+            <w:r>
+              <w:rPr>
+                <w:rFonts w:ascii="Calibri" w:hAnsi="Calibri" w:eastAsia="微软雅黑"/>
+                <w:b w:val="0"/>
+                <w:color w:val="333333"/>
+                <w:sz w:val="21"/>
+              </w:rPr>
+              <w:t>参照完整性</w:t>
+            </w:r>
+          </w:p>
+        </w:tc>
+        <w:tc>
+          <w:tcPr>
+            <w:tcW w:type="dxa" w:w="7257"/>
+          </w:tcPr>
+          <w:p>
+            <w:pPr>
+              <w:spacing w:after="40" w:before="40"/>
+            </w:pPr>
+            <w:r>
+              <w:rPr>
+                <w:rFonts w:ascii="Consolas" w:hAnsi="Consolas" w:eastAsia="微软雅黑"/>
+                <w:b w:val="0"/>
+                <w:color w:val="333333"/>
+                <w:sz w:val="20"/>
+              </w:rPr>
+              <w:t>sms_logs</w:t>
+            </w:r>
+            <w:r>
+              <w:rPr>
+                <w:rFonts w:ascii="Calibri" w:hAnsi="Calibri" w:eastAsia="微软雅黑"/>
+                <w:b w:val="0"/>
+                <w:color w:val="333333"/>
+                <w:sz w:val="21"/>
+              </w:rPr>
+              <w:t xml:space="preserve"> 通过“关联类型 + 关联ID/关联编号”记录来源，</w:t>
+            </w:r>
+            <w:r>
+              <w:rPr>
+                <w:rFonts w:ascii="Calibri" w:hAnsi="Calibri" w:eastAsia="微软雅黑"/>
+                <w:b/>
+                <w:color w:val="333333"/>
+                <w:sz w:val="21"/>
+              </w:rPr>
+              <w:t>不建外键</w:t>
+            </w:r>
+            <w:r>
+              <w:rPr>
+                <w:rFonts w:ascii="Calibri" w:hAnsi="Calibri" w:eastAsia="微软雅黑"/>
+                <w:b w:val="0"/>
+                <w:color w:val="333333"/>
+                <w:sz w:val="21"/>
+              </w:rPr>
+              <w:t>（合同删除后仍需保留发送留痕），以“不级联、不阻断业务”为原则</w:t>
+            </w:r>
+          </w:p>
+        </w:tc>
+      </w:tr>
+      <w:tr>
+        <w:tc>
+          <w:tcPr>
+            <w:tcW w:type="dxa" w:w="2381"/>
+          </w:tcPr>
+          <w:p>
+            <w:pPr>
+              <w:spacing w:after="40" w:before="40"/>
+            </w:pPr>
+            <w:r>
+              <w:rPr>
+                <w:rFonts w:ascii="Calibri" w:hAnsi="Calibri" w:eastAsia="微软雅黑"/>
+                <w:b w:val="0"/>
+                <w:color w:val="333333"/>
+                <w:sz w:val="21"/>
+              </w:rPr>
+              <w:t>域完整性</w:t>
+            </w:r>
+          </w:p>
+        </w:tc>
+        <w:tc>
+          <w:tcPr>
+            <w:tcW w:type="dxa" w:w="7257"/>
+          </w:tcPr>
+          <w:p>
+            <w:pPr>
+              <w:spacing w:after="40" w:before="40"/>
+            </w:pPr>
+            <w:r>
+              <w:rPr>
+                <w:rFonts w:ascii="Consolas" w:hAnsi="Consolas" w:eastAsia="微软雅黑"/>
+                <w:b w:val="0"/>
+                <w:color w:val="333333"/>
+                <w:sz w:val="20"/>
+              </w:rPr>
+              <w:t>sms_templates.启用</w:t>
+            </w:r>
+            <w:r>
+              <w:rPr>
+                <w:rFonts w:ascii="Calibri" w:hAnsi="Calibri" w:eastAsia="微软雅黑"/>
+                <w:b w:val="0"/>
+                <w:color w:val="333333"/>
+                <w:sz w:val="21"/>
+              </w:rPr>
+              <w:t>、</w:t>
+            </w:r>
+            <w:r>
+              <w:rPr>
+                <w:rFonts w:ascii="Consolas" w:hAnsi="Consolas" w:eastAsia="微软雅黑"/>
+                <w:b w:val="0"/>
+                <w:color w:val="333333"/>
+                <w:sz w:val="20"/>
+              </w:rPr>
+              <w:t>sms_logs.状态/触发方式/场景</w:t>
+            </w:r>
+            <w:r>
+              <w:rPr>
+                <w:rFonts w:ascii="Calibri" w:hAnsi="Calibri" w:eastAsia="微软雅黑"/>
+                <w:b w:val="0"/>
+                <w:color w:val="333333"/>
+                <w:sz w:val="21"/>
+              </w:rPr>
+              <w:t xml:space="preserve"> 由应用层限定枚举；</w:t>
+            </w:r>
+            <w:r>
+              <w:rPr>
+                <w:rFonts w:ascii="Consolas" w:hAnsi="Consolas" w:eastAsia="微软雅黑"/>
+                <w:b w:val="0"/>
+                <w:color w:val="333333"/>
+                <w:sz w:val="20"/>
+              </w:rPr>
+              <w:t>sms_timeout_sec</w:t>
+            </w:r>
+            <w:r>
+              <w:rPr>
+                <w:rFonts w:ascii="Calibri" w:hAnsi="Calibri" w:eastAsia="微软雅黑"/>
+                <w:b w:val="0"/>
+                <w:color w:val="333333"/>
+                <w:sz w:val="21"/>
+              </w:rPr>
+              <w:t xml:space="preserve"> 限 1~120、</w:t>
+            </w:r>
+            <w:r>
+              <w:rPr>
+                <w:rFonts w:ascii="Consolas" w:hAnsi="Consolas" w:eastAsia="微软雅黑"/>
+                <w:b w:val="0"/>
+                <w:color w:val="333333"/>
+                <w:sz w:val="20"/>
+              </w:rPr>
+              <w:t>sms_weekly_weekday</w:t>
+            </w:r>
+            <w:r>
+              <w:rPr>
+                <w:rFonts w:ascii="Calibri" w:hAnsi="Calibri" w:eastAsia="微软雅黑"/>
+                <w:b w:val="0"/>
+                <w:color w:val="333333"/>
+                <w:sz w:val="21"/>
+              </w:rPr>
+              <w:t xml:space="preserve"> 限 1~7、</w:t>
+            </w:r>
+            <w:r>
+              <w:rPr>
+                <w:rFonts w:ascii="Consolas" w:hAnsi="Consolas" w:eastAsia="微软雅黑"/>
+                <w:b w:val="0"/>
+                <w:color w:val="333333"/>
+                <w:sz w:val="20"/>
+              </w:rPr>
+              <w:t>sms_weekly_hour/minute</w:t>
+            </w:r>
+            <w:r>
+              <w:rPr>
+                <w:rFonts w:ascii="Calibri" w:hAnsi="Calibri" w:eastAsia="微软雅黑"/>
+                <w:b w:val="0"/>
+                <w:color w:val="333333"/>
+                <w:sz w:val="21"/>
+              </w:rPr>
+              <w:t xml:space="preserve"> 限 0~23 / 0~59（接口校验）</w:t>
+            </w:r>
+          </w:p>
+        </w:tc>
+      </w:tr>
+      <w:tr>
+        <w:tc>
+          <w:tcPr>
+            <w:tcW w:type="dxa" w:w="2381"/>
+          </w:tcPr>
+          <w:p>
+            <w:pPr>
+              <w:spacing w:after="40" w:before="40"/>
+            </w:pPr>
+            <w:r>
+              <w:rPr>
+                <w:rFonts w:ascii="Calibri" w:hAnsi="Calibri" w:eastAsia="微软雅黑"/>
+                <w:b w:val="0"/>
+                <w:color w:val="333333"/>
+                <w:sz w:val="21"/>
+              </w:rPr>
+              <w:t>用户定义完整性</w:t>
+            </w:r>
+          </w:p>
+        </w:tc>
+        <w:tc>
+          <w:tcPr>
+            <w:tcW w:type="dxa" w:w="7257"/>
+          </w:tcPr>
+          <w:p>
+            <w:pPr>
+              <w:spacing w:after="40" w:before="40"/>
+            </w:pPr>
+            <w:r>
+              <w:rPr>
+                <w:rFonts w:ascii="Consolas" w:hAnsi="Consolas" w:eastAsia="微软雅黑"/>
+                <w:b w:val="0"/>
+                <w:color w:val="333333"/>
+                <w:sz w:val="20"/>
+              </w:rPr>
+              <w:t>sms_logs."去重键"</w:t>
+            </w:r>
+            <w:r>
+              <w:rPr>
+                <w:rFonts w:ascii="Calibri" w:hAnsi="Calibri" w:eastAsia="微软雅黑"/>
+                <w:b w:val="0"/>
+                <w:color w:val="333333"/>
+                <w:sz w:val="21"/>
+              </w:rPr>
+              <w:t xml:space="preserve"> 部分唯一索引，保证“同一提醒同一周同一手机号仅一条”；空去重键不受约束，允许手动发送多条</w:t>
+            </w:r>
+          </w:p>
+        </w:tc>
+      </w:tr>
+      <w:tr>
+        <w:tc>
+          <w:tcPr>
+            <w:tcW w:type="dxa" w:w="2381"/>
+          </w:tcPr>
+          <w:p>
+            <w:pPr>
+              <w:spacing w:after="40" w:before="40"/>
+            </w:pPr>
+            <w:r>
+              <w:rPr>
+                <w:rFonts w:ascii="Calibri" w:hAnsi="Calibri" w:eastAsia="微软雅黑"/>
+                <w:b w:val="0"/>
+                <w:color w:val="333333"/>
+                <w:sz w:val="21"/>
+              </w:rPr>
+              <w:t>历史兼容</w:t>
+            </w:r>
+          </w:p>
+        </w:tc>
+        <w:tc>
+          <w:tcPr>
+            <w:tcW w:type="dxa" w:w="7257"/>
+          </w:tcPr>
+          <w:p>
+            <w:pPr>
+              <w:spacing w:after="40" w:before="40"/>
+            </w:pPr>
+            <w:r>
+              <w:rPr>
+                <w:rFonts w:ascii="Consolas" w:hAnsi="Consolas" w:eastAsia="微软雅黑"/>
+                <w:b w:val="0"/>
+                <w:color w:val="333333"/>
+                <w:sz w:val="20"/>
+              </w:rPr>
+              <w:t>project_contracts."短信提醒"</w:t>
+            </w:r>
+            <w:r>
+              <w:rPr>
+                <w:rFonts w:ascii="Calibri" w:hAnsi="Calibri" w:eastAsia="微软雅黑"/>
+                <w:b w:val="0"/>
+                <w:color w:val="333333"/>
+                <w:sz w:val="21"/>
+              </w:rPr>
+              <w:t>、</w:t>
+            </w:r>
+            <w:r>
+              <w:rPr>
+                <w:rFonts w:ascii="Consolas" w:hAnsi="Consolas" w:eastAsia="微软雅黑"/>
+                <w:b w:val="0"/>
+                <w:color w:val="333333"/>
+                <w:sz w:val="20"/>
+              </w:rPr>
+              <w:t>asset_contracts."短信提醒"</w:t>
+            </w:r>
+            <w:r>
+              <w:rPr>
+                <w:rFonts w:ascii="Calibri" w:hAnsi="Calibri" w:eastAsia="微软雅黑"/>
+                <w:b w:val="0"/>
+                <w:color w:val="333333"/>
+                <w:sz w:val="21"/>
+              </w:rPr>
+              <w:t xml:space="preserve"> 允许为空，空值语义为“开启”，无需回填</w:t>
+            </w:r>
+          </w:p>
+        </w:tc>
+      </w:tr>
+    </w:tbl>
+    <w:p>
+      <w:pPr>
+        <w:spacing w:after="40"/>
+      </w:pPr>
+    </w:p>
+    <w:p>
       <w:r>
         <w:rPr>
           <w:rFonts w:ascii="Calibri" w:hAnsi="Calibri" w:eastAsia="微软雅黑"/>
